--- a/resources/templates/18代拟稿封皮.docx
+++ b/resources/templates/18代拟稿封皮.docx
@@ -238,6 +238,9 @@
         </w:rPr>
         <w:t xml:space="preserve"/>
       </w:r>
+      <w:r>
+        <w:t>{auditedUnit}</w:t>
+      </w:r>
     </w:p>
     <w:p>
       <w:pPr>
@@ -300,6 +303,9 @@
           <w:spacing w:val="-40"/>
         </w:rPr>
         <w:t xml:space="preserve"/>
+      </w:r>
+      <w:r>
+        <w:t>{projectName}</w:t>
       </w:r>
     </w:p>
     <w:p>
